--- a/klagomål/A 60613-2024 FSC-klagomål.docx
+++ b/klagomål/A 60613-2024 FSC-klagomål.docx
@@ -905,7 +905,7 @@
     <w:r>
       <w:tab/>
       <w:tab/>
-      <w:t>2024-12-19</w:t>
+      <w:t>2024-12-20</w:t>
       <w:br/>
       <w:br/>
     </w:r>

--- a/klagomål/A 60613-2024 FSC-klagomål.docx
+++ b/klagomål/A 60613-2024 FSC-klagomål.docx
@@ -905,7 +905,7 @@
     <w:r>
       <w:tab/>
       <w:tab/>
-      <w:t>2024-12-20</w:t>
+      <w:t>2024-12-22</w:t>
       <w:br/>
       <w:br/>
     </w:r>

--- a/klagomål/A 60613-2024 FSC-klagomål.docx
+++ b/klagomål/A 60613-2024 FSC-klagomål.docx
@@ -905,7 +905,7 @@
     <w:r>
       <w:tab/>
       <w:tab/>
-      <w:t>2024-12-22</w:t>
+      <w:t>2024-12-23</w:t>
       <w:br/>
       <w:br/>
     </w:r>

--- a/klagomål/A 60613-2024 FSC-klagomål.docx
+++ b/klagomål/A 60613-2024 FSC-klagomål.docx
@@ -905,7 +905,7 @@
     <w:r>
       <w:tab/>
       <w:tab/>
-      <w:t>2024-12-23</w:t>
+      <w:t>2024-12-24</w:t>
       <w:br/>
       <w:br/>
     </w:r>

--- a/klagomål/A 60613-2024 FSC-klagomål.docx
+++ b/klagomål/A 60613-2024 FSC-klagomål.docx
@@ -905,7 +905,7 @@
     <w:r>
       <w:tab/>
       <w:tab/>
-      <w:t>2024-12-31</w:t>
+      <w:t>2025-01-01</w:t>
       <w:br/>
       <w:br/>
     </w:r>

--- a/klagomål/A 60613-2024 FSC-klagomål.docx
+++ b/klagomål/A 60613-2024 FSC-klagomål.docx
@@ -905,7 +905,7 @@
     <w:r>
       <w:tab/>
       <w:tab/>
-      <w:t>2025-01-01</w:t>
+      <w:t>2025-01-02</w:t>
       <w:br/>
       <w:br/>
     </w:r>

--- a/klagomål/A 60613-2024 FSC-klagomål.docx
+++ b/klagomål/A 60613-2024 FSC-klagomål.docx
@@ -905,7 +905,7 @@
     <w:r>
       <w:tab/>
       <w:tab/>
-      <w:t>2025-01-02</w:t>
+      <w:t>2025-01-03</w:t>
       <w:br/>
       <w:br/>
     </w:r>

--- a/klagomål/A 60613-2024 FSC-klagomål.docx
+++ b/klagomål/A 60613-2024 FSC-klagomål.docx
@@ -905,7 +905,7 @@
     <w:r>
       <w:tab/>
       <w:tab/>
-      <w:t>2025-01-03</w:t>
+      <w:t>2025-01-04</w:t>
       <w:br/>
       <w:br/>
     </w:r>

--- a/klagomål/A 60613-2024 FSC-klagomål.docx
+++ b/klagomål/A 60613-2024 FSC-klagomål.docx
@@ -905,7 +905,7 @@
     <w:r>
       <w:tab/>
       <w:tab/>
-      <w:t>2025-01-04</w:t>
+      <w:t>2025-01-05</w:t>
       <w:br/>
       <w:br/>
     </w:r>

--- a/klagomål/A 60613-2024 FSC-klagomål.docx
+++ b/klagomål/A 60613-2024 FSC-klagomål.docx
@@ -905,7 +905,7 @@
     <w:r>
       <w:tab/>
       <w:tab/>
-      <w:t>2025-01-05</w:t>
+      <w:t>2025-01-06</w:t>
       <w:br/>
       <w:br/>
     </w:r>

--- a/klagomål/A 60613-2024 FSC-klagomål.docx
+++ b/klagomål/A 60613-2024 FSC-klagomål.docx
@@ -905,7 +905,7 @@
     <w:r>
       <w:tab/>
       <w:tab/>
-      <w:t>2025-01-06</w:t>
+      <w:t>2025-01-07</w:t>
       <w:br/>
       <w:br/>
     </w:r>

--- a/klagomål/A 60613-2024 FSC-klagomål.docx
+++ b/klagomål/A 60613-2024 FSC-klagomål.docx
@@ -905,7 +905,7 @@
     <w:r>
       <w:tab/>
       <w:tab/>
-      <w:t>2025-01-07</w:t>
+      <w:t>2025-01-08</w:t>
       <w:br/>
       <w:br/>
     </w:r>

--- a/klagomål/A 60613-2024 FSC-klagomål.docx
+++ b/klagomål/A 60613-2024 FSC-klagomål.docx
@@ -905,7 +905,7 @@
     <w:r>
       <w:tab/>
       <w:tab/>
-      <w:t>2025-01-08</w:t>
+      <w:t>2025-01-09</w:t>
       <w:br/>
       <w:br/>
     </w:r>

--- a/klagomål/A 60613-2024 FSC-klagomål.docx
+++ b/klagomål/A 60613-2024 FSC-klagomål.docx
@@ -905,7 +905,7 @@
     <w:r>
       <w:tab/>
       <w:tab/>
-      <w:t>2025-01-09</w:t>
+      <w:t>2025-01-10</w:t>
       <w:br/>
       <w:br/>
     </w:r>

--- a/klagomål/A 60613-2024 FSC-klagomål.docx
+++ b/klagomål/A 60613-2024 FSC-klagomål.docx
@@ -905,7 +905,7 @@
     <w:r>
       <w:tab/>
       <w:tab/>
-      <w:t>2025-01-10</w:t>
+      <w:t>2025-01-11</w:t>
       <w:br/>
       <w:br/>
     </w:r>

--- a/klagomål/A 60613-2024 FSC-klagomål.docx
+++ b/klagomål/A 60613-2024 FSC-klagomål.docx
@@ -905,7 +905,7 @@
     <w:r>
       <w:tab/>
       <w:tab/>
-      <w:t>2025-01-11</w:t>
+      <w:t>2025-01-12</w:t>
       <w:br/>
       <w:br/>
     </w:r>

--- a/klagomål/A 60613-2024 FSC-klagomål.docx
+++ b/klagomål/A 60613-2024 FSC-klagomål.docx
@@ -905,7 +905,7 @@
     <w:r>
       <w:tab/>
       <w:tab/>
-      <w:t>2025-01-12</w:t>
+      <w:t>2025-01-13</w:t>
       <w:br/>
       <w:br/>
     </w:r>

--- a/klagomål/A 60613-2024 FSC-klagomål.docx
+++ b/klagomål/A 60613-2024 FSC-klagomål.docx
@@ -905,7 +905,7 @@
     <w:r>
       <w:tab/>
       <w:tab/>
-      <w:t>2025-01-30</w:t>
+      <w:t>2025-01-31</w:t>
       <w:br/>
       <w:br/>
     </w:r>

--- a/klagomål/A 60613-2024 FSC-klagomål.docx
+++ b/klagomål/A 60613-2024 FSC-klagomål.docx
@@ -905,7 +905,7 @@
     <w:r>
       <w:tab/>
       <w:tab/>
-      <w:t>2025-01-31</w:t>
+      <w:t>2025-02-02</w:t>
       <w:br/>
       <w:br/>
     </w:r>

--- a/klagomål/A 60613-2024 FSC-klagomål.docx
+++ b/klagomål/A 60613-2024 FSC-klagomål.docx
@@ -905,7 +905,7 @@
     <w:r>
       <w:tab/>
       <w:tab/>
-      <w:t>2025-02-02</w:t>
+      <w:t>2025-02-03</w:t>
       <w:br/>
       <w:br/>
     </w:r>

--- a/klagomål/A 60613-2024 FSC-klagomål.docx
+++ b/klagomål/A 60613-2024 FSC-klagomål.docx
@@ -905,7 +905,7 @@
     <w:r>
       <w:tab/>
       <w:tab/>
-      <w:t>2025-02-03</w:t>
+      <w:t>2025-02-04</w:t>
       <w:br/>
       <w:br/>
     </w:r>

--- a/klagomål/A 60613-2024 FSC-klagomål.docx
+++ b/klagomål/A 60613-2024 FSC-klagomål.docx
@@ -905,7 +905,7 @@
     <w:r>
       <w:tab/>
       <w:tab/>
-      <w:t>2025-02-04</w:t>
+      <w:t>2025-02-05</w:t>
       <w:br/>
       <w:br/>
     </w:r>

--- a/klagomål/A 60613-2024 FSC-klagomål.docx
+++ b/klagomål/A 60613-2024 FSC-klagomål.docx
@@ -905,7 +905,7 @@
     <w:r>
       <w:tab/>
       <w:tab/>
-      <w:t>2025-02-05</w:t>
+      <w:t>2025-02-06</w:t>
       <w:br/>
       <w:br/>
     </w:r>

--- a/klagomål/A 60613-2024 FSC-klagomål.docx
+++ b/klagomål/A 60613-2024 FSC-klagomål.docx
@@ -905,7 +905,7 @@
     <w:r>
       <w:tab/>
       <w:tab/>
-      <w:t>2025-02-06</w:t>
+      <w:t>2025-02-07</w:t>
       <w:br/>
       <w:br/>
     </w:r>

--- a/klagomål/A 60613-2024 FSC-klagomål.docx
+++ b/klagomål/A 60613-2024 FSC-klagomål.docx
@@ -905,7 +905,7 @@
     <w:r>
       <w:tab/>
       <w:tab/>
-      <w:t>2025-02-07</w:t>
+      <w:t>2025-02-08</w:t>
       <w:br/>
       <w:br/>
     </w:r>

--- a/klagomål/A 60613-2024 FSC-klagomål.docx
+++ b/klagomål/A 60613-2024 FSC-klagomål.docx
@@ -905,7 +905,7 @@
     <w:r>
       <w:tab/>
       <w:tab/>
-      <w:t>2025-02-08</w:t>
+      <w:t>2025-02-09</w:t>
       <w:br/>
       <w:br/>
     </w:r>

--- a/klagomål/A 60613-2024 FSC-klagomål.docx
+++ b/klagomål/A 60613-2024 FSC-klagomål.docx
@@ -905,7 +905,7 @@
     <w:r>
       <w:tab/>
       <w:tab/>
-      <w:t>2025-02-09</w:t>
+      <w:t>2025-02-10</w:t>
       <w:br/>
       <w:br/>
     </w:r>

--- a/klagomål/A 60613-2024 FSC-klagomål.docx
+++ b/klagomål/A 60613-2024 FSC-klagomål.docx
@@ -905,7 +905,7 @@
     <w:r>
       <w:tab/>
       <w:tab/>
-      <w:t>2025-02-10</w:t>
+      <w:t>2025-02-11</w:t>
       <w:br/>
       <w:br/>
     </w:r>

--- a/klagomål/A 60613-2024 FSC-klagomål.docx
+++ b/klagomål/A 60613-2024 FSC-klagomål.docx
@@ -905,7 +905,7 @@
     <w:r>
       <w:tab/>
       <w:tab/>
-      <w:t>2025-02-11</w:t>
+      <w:t>2025-02-12</w:t>
       <w:br/>
       <w:br/>
     </w:r>

--- a/klagomål/A 60613-2024 FSC-klagomål.docx
+++ b/klagomål/A 60613-2024 FSC-klagomål.docx
@@ -905,7 +905,7 @@
     <w:r>
       <w:tab/>
       <w:tab/>
-      <w:t>2025-02-12</w:t>
+      <w:t>2025-02-13</w:t>
       <w:br/>
       <w:br/>
     </w:r>

--- a/klagomål/A 60613-2024 FSC-klagomål.docx
+++ b/klagomål/A 60613-2024 FSC-klagomål.docx
@@ -905,7 +905,7 @@
     <w:r>
       <w:tab/>
       <w:tab/>
-      <w:t>2025-02-13</w:t>
+      <w:t>2025-02-14</w:t>
       <w:br/>
       <w:br/>
     </w:r>

--- a/klagomål/A 60613-2024 FSC-klagomål.docx
+++ b/klagomål/A 60613-2024 FSC-klagomål.docx
@@ -905,7 +905,7 @@
     <w:r>
       <w:tab/>
       <w:tab/>
-      <w:t>2025-02-14</w:t>
+      <w:t>2025-02-15</w:t>
       <w:br/>
       <w:br/>
     </w:r>

--- a/klagomål/A 60613-2024 FSC-klagomål.docx
+++ b/klagomål/A 60613-2024 FSC-klagomål.docx
@@ -905,7 +905,7 @@
     <w:r>
       <w:tab/>
       <w:tab/>
-      <w:t>2025-02-15</w:t>
+      <w:t>2025-02-16</w:t>
       <w:br/>
       <w:br/>
     </w:r>

--- a/klagomål/A 60613-2024 FSC-klagomål.docx
+++ b/klagomål/A 60613-2024 FSC-klagomål.docx
@@ -905,7 +905,7 @@
     <w:r>
       <w:tab/>
       <w:tab/>
-      <w:t>2025-02-16</w:t>
+      <w:t>2025-02-17</w:t>
       <w:br/>
       <w:br/>
     </w:r>

--- a/klagomål/A 60613-2024 FSC-klagomål.docx
+++ b/klagomål/A 60613-2024 FSC-klagomål.docx
@@ -905,7 +905,7 @@
     <w:r>
       <w:tab/>
       <w:tab/>
-      <w:t>2025-02-17</w:t>
+      <w:t>2025-02-18</w:t>
       <w:br/>
       <w:br/>
     </w:r>

--- a/klagomål/A 60613-2024 FSC-klagomål.docx
+++ b/klagomål/A 60613-2024 FSC-klagomål.docx
@@ -905,7 +905,7 @@
     <w:r>
       <w:tab/>
       <w:tab/>
-      <w:t>2025-02-18</w:t>
+      <w:t>2025-02-19</w:t>
       <w:br/>
       <w:br/>
     </w:r>

--- a/klagomål/A 60613-2024 FSC-klagomål.docx
+++ b/klagomål/A 60613-2024 FSC-klagomål.docx
@@ -905,7 +905,7 @@
     <w:r>
       <w:tab/>
       <w:tab/>
-      <w:t>2025-02-19</w:t>
+      <w:t>2025-02-20</w:t>
       <w:br/>
       <w:br/>
     </w:r>

--- a/klagomål/A 60613-2024 FSC-klagomål.docx
+++ b/klagomål/A 60613-2024 FSC-klagomål.docx
@@ -905,7 +905,7 @@
     <w:r>
       <w:tab/>
       <w:tab/>
-      <w:t>2025-02-20</w:t>
+      <w:t>2025-02-21</w:t>
       <w:br/>
       <w:br/>
     </w:r>

--- a/klagomål/A 60613-2024 FSC-klagomål.docx
+++ b/klagomål/A 60613-2024 FSC-klagomål.docx
@@ -905,7 +905,7 @@
     <w:r>
       <w:tab/>
       <w:tab/>
-      <w:t>2025-02-21</w:t>
+      <w:t>2025-02-22</w:t>
       <w:br/>
       <w:br/>
     </w:r>

--- a/klagomål/A 60613-2024 FSC-klagomål.docx
+++ b/klagomål/A 60613-2024 FSC-klagomål.docx
@@ -905,7 +905,7 @@
     <w:r>
       <w:tab/>
       <w:tab/>
-      <w:t>2025-02-22</w:t>
+      <w:t>2025-02-23</w:t>
       <w:br/>
       <w:br/>
     </w:r>

--- a/klagomål/A 60613-2024 FSC-klagomål.docx
+++ b/klagomål/A 60613-2024 FSC-klagomål.docx
@@ -905,7 +905,7 @@
     <w:r>
       <w:tab/>
       <w:tab/>
-      <w:t>2025-02-23</w:t>
+      <w:t>2025-02-24</w:t>
       <w:br/>
       <w:br/>
     </w:r>

--- a/klagomål/A 60613-2024 FSC-klagomål.docx
+++ b/klagomål/A 60613-2024 FSC-klagomål.docx
@@ -905,7 +905,7 @@
     <w:r>
       <w:tab/>
       <w:tab/>
-      <w:t>2025-02-24</w:t>
+      <w:t>2025-02-25</w:t>
       <w:br/>
       <w:br/>
     </w:r>

--- a/klagomål/A 60613-2024 FSC-klagomål.docx
+++ b/klagomål/A 60613-2024 FSC-klagomål.docx
@@ -905,7 +905,7 @@
     <w:r>
       <w:tab/>
       <w:tab/>
-      <w:t>2025-02-25</w:t>
+      <w:t>2025-02-26</w:t>
       <w:br/>
       <w:br/>
     </w:r>

--- a/klagomål/A 60613-2024 FSC-klagomål.docx
+++ b/klagomål/A 60613-2024 FSC-klagomål.docx
@@ -905,7 +905,7 @@
     <w:r>
       <w:tab/>
       <w:tab/>
-      <w:t>2025-02-26</w:t>
+      <w:t>2025-02-27</w:t>
       <w:br/>
       <w:br/>
     </w:r>

--- a/klagomål/A 60613-2024 FSC-klagomål.docx
+++ b/klagomål/A 60613-2024 FSC-klagomål.docx
@@ -905,7 +905,7 @@
     <w:r>
       <w:tab/>
       <w:tab/>
-      <w:t>2025-02-27</w:t>
+      <w:t>2025-02-28</w:t>
       <w:br/>
       <w:br/>
     </w:r>

--- a/klagomål/A 60613-2024 FSC-klagomål.docx
+++ b/klagomål/A 60613-2024 FSC-klagomål.docx
@@ -905,7 +905,7 @@
     <w:r>
       <w:tab/>
       <w:tab/>
-      <w:t>2025-02-28</w:t>
+      <w:t>2025-03-01</w:t>
       <w:br/>
       <w:br/>
     </w:r>

--- a/klagomål/A 60613-2024 FSC-klagomål.docx
+++ b/klagomål/A 60613-2024 FSC-klagomål.docx
@@ -905,7 +905,7 @@
     <w:r>
       <w:tab/>
       <w:tab/>
-      <w:t>2025-03-02</w:t>
+      <w:t>2025-03-03</w:t>
       <w:br/>
       <w:br/>
     </w:r>

--- a/klagomål/A 60613-2024 FSC-klagomål.docx
+++ b/klagomål/A 60613-2024 FSC-klagomål.docx
@@ -905,7 +905,7 @@
     <w:r>
       <w:tab/>
       <w:tab/>
-      <w:t>2025-03-03</w:t>
+      <w:t>2025-03-04</w:t>
       <w:br/>
       <w:br/>
     </w:r>

--- a/klagomål/A 60613-2024 FSC-klagomål.docx
+++ b/klagomål/A 60613-2024 FSC-klagomål.docx
@@ -905,7 +905,7 @@
     <w:r>
       <w:tab/>
       <w:tab/>
-      <w:t>2025-03-04</w:t>
+      <w:t>2025-03-05</w:t>
       <w:br/>
       <w:br/>
     </w:r>

--- a/klagomål/A 60613-2024 FSC-klagomål.docx
+++ b/klagomål/A 60613-2024 FSC-klagomål.docx
@@ -905,7 +905,7 @@
     <w:r>
       <w:tab/>
       <w:tab/>
-      <w:t>2025-03-05</w:t>
+      <w:t>2025-03-06</w:t>
       <w:br/>
       <w:br/>
     </w:r>

--- a/klagomål/A 60613-2024 FSC-klagomål.docx
+++ b/klagomål/A 60613-2024 FSC-klagomål.docx
@@ -905,7 +905,7 @@
     <w:r>
       <w:tab/>
       <w:tab/>
-      <w:t>2025-03-06</w:t>
+      <w:t>2025-03-07</w:t>
       <w:br/>
       <w:br/>
     </w:r>

--- a/klagomål/A 60613-2024 FSC-klagomål.docx
+++ b/klagomål/A 60613-2024 FSC-klagomål.docx
@@ -905,7 +905,7 @@
     <w:r>
       <w:tab/>
       <w:tab/>
-      <w:t>2025-03-07</w:t>
+      <w:t>2025-03-08</w:t>
       <w:br/>
       <w:br/>
     </w:r>

--- a/klagomål/A 60613-2024 FSC-klagomål.docx
+++ b/klagomål/A 60613-2024 FSC-klagomål.docx
@@ -905,7 +905,7 @@
     <w:r>
       <w:tab/>
       <w:tab/>
-      <w:t>2025-03-08</w:t>
+      <w:t>2025-03-09</w:t>
       <w:br/>
       <w:br/>
     </w:r>

--- a/klagomål/A 60613-2024 FSC-klagomål.docx
+++ b/klagomål/A 60613-2024 FSC-klagomål.docx
@@ -905,7 +905,7 @@
     <w:r>
       <w:tab/>
       <w:tab/>
-      <w:t>2025-03-09</w:t>
+      <w:t>2025-03-10</w:t>
       <w:br/>
       <w:br/>
     </w:r>

--- a/klagomål/A 60613-2024 FSC-klagomål.docx
+++ b/klagomål/A 60613-2024 FSC-klagomål.docx
@@ -905,7 +905,7 @@
     <w:r>
       <w:tab/>
       <w:tab/>
-      <w:t>2025-03-10</w:t>
+      <w:t>2025-03-11</w:t>
       <w:br/>
       <w:br/>
     </w:r>

--- a/klagomål/A 60613-2024 FSC-klagomål.docx
+++ b/klagomål/A 60613-2024 FSC-klagomål.docx
@@ -905,7 +905,7 @@
     <w:r>
       <w:tab/>
       <w:tab/>
-      <w:t>2025-03-11</w:t>
+      <w:t>2025-03-12</w:t>
       <w:br/>
       <w:br/>
     </w:r>

--- a/klagomål/A 60613-2024 FSC-klagomål.docx
+++ b/klagomål/A 60613-2024 FSC-klagomål.docx
@@ -905,7 +905,7 @@
     <w:r>
       <w:tab/>
       <w:tab/>
-      <w:t>2025-03-12</w:t>
+      <w:t>2025-03-13</w:t>
       <w:br/>
       <w:br/>
     </w:r>

--- a/klagomål/A 60613-2024 FSC-klagomål.docx
+++ b/klagomål/A 60613-2024 FSC-klagomål.docx
@@ -905,7 +905,7 @@
     <w:r>
       <w:tab/>
       <w:tab/>
-      <w:t>2025-03-13</w:t>
+      <w:t>2025-03-14</w:t>
       <w:br/>
       <w:br/>
     </w:r>

--- a/klagomål/A 60613-2024 FSC-klagomål.docx
+++ b/klagomål/A 60613-2024 FSC-klagomål.docx
@@ -905,7 +905,7 @@
     <w:r>
       <w:tab/>
       <w:tab/>
-      <w:t>2025-03-14</w:t>
+      <w:t>2025-03-15</w:t>
       <w:br/>
       <w:br/>
     </w:r>

--- a/klagomål/A 60613-2024 FSC-klagomål.docx
+++ b/klagomål/A 60613-2024 FSC-klagomål.docx
@@ -905,7 +905,7 @@
     <w:r>
       <w:tab/>
       <w:tab/>
-      <w:t>2025-03-15</w:t>
+      <w:t>2025-03-16</w:t>
       <w:br/>
       <w:br/>
     </w:r>

--- a/klagomål/A 60613-2024 FSC-klagomål.docx
+++ b/klagomål/A 60613-2024 FSC-klagomål.docx
@@ -905,7 +905,7 @@
     <w:r>
       <w:tab/>
       <w:tab/>
-      <w:t>2025-03-16</w:t>
+      <w:t>2025-03-17</w:t>
       <w:br/>
       <w:br/>
     </w:r>

--- a/klagomål/A 60613-2024 FSC-klagomål.docx
+++ b/klagomål/A 60613-2024 FSC-klagomål.docx
@@ -905,7 +905,7 @@
     <w:r>
       <w:tab/>
       <w:tab/>
-      <w:t>2025-03-17</w:t>
+      <w:t>2025-03-18</w:t>
       <w:br/>
       <w:br/>
     </w:r>

--- a/klagomål/A 60613-2024 FSC-klagomål.docx
+++ b/klagomål/A 60613-2024 FSC-klagomål.docx
@@ -905,7 +905,7 @@
     <w:r>
       <w:tab/>
       <w:tab/>
-      <w:t>2025-03-18</w:t>
+      <w:t>2025-03-19</w:t>
       <w:br/>
       <w:br/>
     </w:r>

--- a/klagomål/A 60613-2024 FSC-klagomål.docx
+++ b/klagomål/A 60613-2024 FSC-klagomål.docx
@@ -905,7 +905,7 @@
     <w:r>
       <w:tab/>
       <w:tab/>
-      <w:t>2025-03-19</w:t>
+      <w:t>2025-03-20</w:t>
       <w:br/>
       <w:br/>
     </w:r>

--- a/klagomål/A 60613-2024 FSC-klagomål.docx
+++ b/klagomål/A 60613-2024 FSC-klagomål.docx
@@ -905,7 +905,7 @@
     <w:r>
       <w:tab/>
       <w:tab/>
-      <w:t>2025-03-20</w:t>
+      <w:t>2025-03-21</w:t>
       <w:br/>
       <w:br/>
     </w:r>

--- a/klagomål/A 60613-2024 FSC-klagomål.docx
+++ b/klagomål/A 60613-2024 FSC-klagomål.docx
@@ -905,7 +905,7 @@
     <w:r>
       <w:tab/>
       <w:tab/>
-      <w:t>2025-03-21</w:t>
+      <w:t>2025-03-22</w:t>
       <w:br/>
       <w:br/>
     </w:r>

--- a/klagomål/A 60613-2024 FSC-klagomål.docx
+++ b/klagomål/A 60613-2024 FSC-klagomål.docx
@@ -905,7 +905,7 @@
     <w:r>
       <w:tab/>
       <w:tab/>
-      <w:t>2025-03-22</w:t>
+      <w:t>2025-03-23</w:t>
       <w:br/>
       <w:br/>
     </w:r>

--- a/klagomål/A 60613-2024 FSC-klagomål.docx
+++ b/klagomål/A 60613-2024 FSC-klagomål.docx
@@ -905,7 +905,7 @@
     <w:r>
       <w:tab/>
       <w:tab/>
-      <w:t>2025-03-23</w:t>
+      <w:t>2025-03-24</w:t>
       <w:br/>
       <w:br/>
     </w:r>

--- a/klagomål/A 60613-2024 FSC-klagomål.docx
+++ b/klagomål/A 60613-2024 FSC-klagomål.docx
@@ -905,7 +905,7 @@
     <w:r>
       <w:tab/>
       <w:tab/>
-      <w:t>2025-03-24</w:t>
+      <w:t>2025-03-25</w:t>
       <w:br/>
       <w:br/>
     </w:r>

--- a/klagomål/A 60613-2024 FSC-klagomål.docx
+++ b/klagomål/A 60613-2024 FSC-klagomål.docx
@@ -905,7 +905,7 @@
     <w:r>
       <w:tab/>
       <w:tab/>
-      <w:t>2025-03-25</w:t>
+      <w:t>2025-03-26</w:t>
       <w:br/>
       <w:br/>
     </w:r>

--- a/klagomål/A 60613-2024 FSC-klagomål.docx
+++ b/klagomål/A 60613-2024 FSC-klagomål.docx
@@ -905,7 +905,7 @@
     <w:r>
       <w:tab/>
       <w:tab/>
-      <w:t>2025-03-26</w:t>
+      <w:t>2025-03-27</w:t>
       <w:br/>
       <w:br/>
     </w:r>

--- a/klagomål/A 60613-2024 FSC-klagomål.docx
+++ b/klagomål/A 60613-2024 FSC-klagomål.docx
@@ -905,7 +905,7 @@
     <w:r>
       <w:tab/>
       <w:tab/>
-      <w:t>2025-03-27</w:t>
+      <w:t>2025-03-28</w:t>
       <w:br/>
       <w:br/>
     </w:r>

--- a/klagomål/A 60613-2024 FSC-klagomål.docx
+++ b/klagomål/A 60613-2024 FSC-klagomål.docx
@@ -905,7 +905,7 @@
     <w:r>
       <w:tab/>
       <w:tab/>
-      <w:t>2025-04-02</w:t>
+      <w:t>2025-04-03</w:t>
       <w:br/>
       <w:br/>
     </w:r>

--- a/klagomål/A 60613-2024 FSC-klagomål.docx
+++ b/klagomål/A 60613-2024 FSC-klagomål.docx
@@ -905,7 +905,7 @@
     <w:r>
       <w:tab/>
       <w:tab/>
-      <w:t>2025-04-03</w:t>
+      <w:t>2025-04-05</w:t>
       <w:br/>
       <w:br/>
     </w:r>

--- a/klagomål/A 60613-2024 FSC-klagomål.docx
+++ b/klagomål/A 60613-2024 FSC-klagomål.docx
@@ -905,7 +905,7 @@
     <w:r>
       <w:tab/>
       <w:tab/>
-      <w:t>2025-04-05</w:t>
+      <w:t>2025-04-06</w:t>
       <w:br/>
       <w:br/>
     </w:r>

--- a/klagomål/A 60613-2024 FSC-klagomål.docx
+++ b/klagomål/A 60613-2024 FSC-klagomål.docx
@@ -905,7 +905,7 @@
     <w:r>
       <w:tab/>
       <w:tab/>
-      <w:t>2025-04-06</w:t>
+      <w:t>2025-04-07</w:t>
       <w:br/>
       <w:br/>
     </w:r>

--- a/klagomål/A 60613-2024 FSC-klagomål.docx
+++ b/klagomål/A 60613-2024 FSC-klagomål.docx
@@ -905,7 +905,7 @@
     <w:r>
       <w:tab/>
       <w:tab/>
-      <w:t>2025-04-07</w:t>
+      <w:t>2025-04-08</w:t>
       <w:br/>
       <w:br/>
     </w:r>

--- a/klagomål/A 60613-2024 FSC-klagomål.docx
+++ b/klagomål/A 60613-2024 FSC-klagomål.docx
@@ -905,7 +905,7 @@
     <w:r>
       <w:tab/>
       <w:tab/>
-      <w:t>2025-04-08</w:t>
+      <w:t>2025-04-09</w:t>
       <w:br/>
       <w:br/>
     </w:r>

--- a/klagomål/A 60613-2024 FSC-klagomål.docx
+++ b/klagomål/A 60613-2024 FSC-klagomål.docx
@@ -244,6 +244,28 @@
       </w:pPr>
       <w:r>
         <w:t>Figur 1. Fyndplatser för naturvårdsarter i det avverkningsanmälda området (röd linje). Markörer utan svart kant är placerade på fyndplatsen. Markörer med svart kant är placerade vid sidan av fyndplatsen och har ett svart streck som visar fyndplatsens exakta position. Kartans mittpunktskoordinat är N 6983636, E 552530 i SWEREF 99 TM.</w:t>
+      </w:r>
+    </w:p>
+    <w:p>
+      <w:r>
+        <w:rPr>
+          <w:b/>
+        </w:rPr>
+        <w:t>Mörk kolflarnlav (NT)</w:t>
+      </w:r>
+      <w:r>
+        <w:t xml:space="preserve"> är brandberoende och växer nästan uteslutande på kolad hård kärnved av tall. Arten förekommer främst i glesa, öppna tall- och blandbarrskogar av naturskogskaraktär och etableringen verkar ske sent efter brand, kanske först efter 100–300 år. Mörk kolflarnlav indikerar skog med höga naturvärden och vanligast är att den påträffas på rester av nedbrunna torrakor och högstubbar och lågstubbar som är så grova att hela innandömet är urbränt. Tall- och blandbarrskogar av naturskogskaraktär med spår av återkommande bränder hyser höga biologiska värden och bör skyddas (SLU Artdatabanken, 2024).</w:t>
+      </w:r>
+    </w:p>
+    <w:p>
+      <w:r>
+        <w:rPr>
+          <w:b/>
+        </w:rPr>
+        <w:t>Stor aspticka</w:t>
+      </w:r>
+      <w:r>
+        <w:t xml:space="preserve"> är knuten till gamla levande aspar och orsakar karaktäristiska inbuktningar i stammen (så kallad nekroser). Slutavverknings- och gallringsåtgärder i löv- och blandskogsbestånd som innebär att tillgången på grov asp minskar är ett hot mot arten. Det är viktigt att äldre aspar och aspbestånd sparas och för att gynna arten på sikt bör aspinslagen i t.ex. bergbranter, raviner, skogsbryn och kring äldre odlingsmarker generellt sparas i större utsträckning än vad som görs idag (SLU Artdatabanken, 2024; Nitare &amp; Skogsstyrelsen, 2019).</w:t>
       </w:r>
     </w:p>
     <w:p>
@@ -718,7 +740,7 @@
         <w:t xml:space="preserve">Level and pattern of overstory retention interact to shape long-term responses of understories to timber harvest. </w:t>
       </w:r>
       <w:r>
-        <w:t xml:space="preserve">Ecological Applications, 22, 2049–2064 </w:t>
+        <w:t>Ecological Applications, 22, 2049–2064</w:t>
       </w:r>
     </w:p>
     <w:p>
@@ -905,7 +927,7 @@
     <w:r>
       <w:tab/>
       <w:tab/>
-      <w:t>2025-04-09</w:t>
+      <w:t>2025-04-10</w:t>
       <w:br/>
       <w:br/>
     </w:r>

--- a/klagomål/A 60613-2024 FSC-klagomål.docx
+++ b/klagomål/A 60613-2024 FSC-klagomål.docx
@@ -927,7 +927,7 @@
     <w:r>
       <w:tab/>
       <w:tab/>
-      <w:t>2025-04-10</w:t>
+      <w:t>2025-04-11</w:t>
       <w:br/>
       <w:br/>
     </w:r>

--- a/klagomål/A 60613-2024 FSC-klagomål.docx
+++ b/klagomål/A 60613-2024 FSC-klagomål.docx
@@ -927,7 +927,7 @@
     <w:r>
       <w:tab/>
       <w:tab/>
-      <w:t>2025-04-11</w:t>
+      <w:t>2025-04-12</w:t>
       <w:br/>
       <w:br/>
     </w:r>

--- a/klagomål/A 60613-2024 FSC-klagomål.docx
+++ b/klagomål/A 60613-2024 FSC-klagomål.docx
@@ -927,7 +927,7 @@
     <w:r>
       <w:tab/>
       <w:tab/>
-      <w:t>2025-04-12</w:t>
+      <w:t>2025-04-13</w:t>
       <w:br/>
       <w:br/>
     </w:r>

--- a/klagomål/A 60613-2024 FSC-klagomål.docx
+++ b/klagomål/A 60613-2024 FSC-klagomål.docx
@@ -927,7 +927,7 @@
     <w:r>
       <w:tab/>
       <w:tab/>
-      <w:t>2025-04-13</w:t>
+      <w:t>2025-04-14</w:t>
       <w:br/>
       <w:br/>
     </w:r>

--- a/klagomål/A 60613-2024 FSC-klagomål.docx
+++ b/klagomål/A 60613-2024 FSC-klagomål.docx
@@ -927,7 +927,7 @@
     <w:r>
       <w:tab/>
       <w:tab/>
-      <w:t>2025-04-14</w:t>
+      <w:t>2025-04-15</w:t>
       <w:br/>
       <w:br/>
     </w:r>

--- a/klagomål/A 60613-2024 FSC-klagomål.docx
+++ b/klagomål/A 60613-2024 FSC-klagomål.docx
@@ -927,7 +927,7 @@
     <w:r>
       <w:tab/>
       <w:tab/>
-      <w:t>2025-04-15</w:t>
+      <w:t>2025-04-16</w:t>
       <w:br/>
       <w:br/>
     </w:r>

--- a/klagomål/A 60613-2024 FSC-klagomål.docx
+++ b/klagomål/A 60613-2024 FSC-klagomål.docx
@@ -927,7 +927,7 @@
     <w:r>
       <w:tab/>
       <w:tab/>
-      <w:t>2025-04-16</w:t>
+      <w:t>2025-04-17</w:t>
       <w:br/>
       <w:br/>
     </w:r>

--- a/klagomål/A 60613-2024 FSC-klagomål.docx
+++ b/klagomål/A 60613-2024 FSC-klagomål.docx
@@ -927,7 +927,7 @@
     <w:r>
       <w:tab/>
       <w:tab/>
-      <w:t>2025-04-17</w:t>
+      <w:t>2025-04-18</w:t>
       <w:br/>
       <w:br/>
     </w:r>

--- a/klagomål/A 60613-2024 FSC-klagomål.docx
+++ b/klagomål/A 60613-2024 FSC-klagomål.docx
@@ -927,7 +927,7 @@
     <w:r>
       <w:tab/>
       <w:tab/>
-      <w:t>2025-04-18</w:t>
+      <w:t>2025-04-19</w:t>
       <w:br/>
       <w:br/>
     </w:r>

--- a/klagomål/A 60613-2024 FSC-klagomål.docx
+++ b/klagomål/A 60613-2024 FSC-klagomål.docx
@@ -938,7 +938,7 @@
     <w:r>
       <w:tab/>
       <w:tab/>
-      <w:t>2025-05-03</w:t>
+      <w:t>2025-05-04</w:t>
       <w:br/>
       <w:br/>
     </w:r>

--- a/klagomål/A 60613-2024 FSC-klagomål.docx
+++ b/klagomål/A 60613-2024 FSC-klagomål.docx
@@ -938,7 +938,7 @@
     <w:r>
       <w:tab/>
       <w:tab/>
-      <w:t>2025-05-04</w:t>
+      <w:t>2025-05-06</w:t>
       <w:br/>
       <w:br/>
     </w:r>

--- a/klagomål/A 60613-2024 FSC-klagomål.docx
+++ b/klagomål/A 60613-2024 FSC-klagomål.docx
@@ -938,7 +938,7 @@
     <w:r>
       <w:tab/>
       <w:tab/>
-      <w:t>2025-05-06</w:t>
+      <w:t>2025-05-07</w:t>
       <w:br/>
       <w:br/>
     </w:r>

--- a/klagomål/A 60613-2024 FSC-klagomål.docx
+++ b/klagomål/A 60613-2024 FSC-klagomål.docx
@@ -938,7 +938,7 @@
     <w:r>
       <w:tab/>
       <w:tab/>
-      <w:t>2025-05-07</w:t>
+      <w:t>2025-05-08</w:t>
       <w:br/>
       <w:br/>
     </w:r>

--- a/klagomål/A 60613-2024 FSC-klagomål.docx
+++ b/klagomål/A 60613-2024 FSC-klagomål.docx
@@ -938,7 +938,7 @@
     <w:r>
       <w:tab/>
       <w:tab/>
-      <w:t>2025-05-08</w:t>
+      <w:t>2025-05-09</w:t>
       <w:br/>
       <w:br/>
     </w:r>

--- a/klagomål/A 60613-2024 FSC-klagomål.docx
+++ b/klagomål/A 60613-2024 FSC-klagomål.docx
@@ -938,7 +938,7 @@
     <w:r>
       <w:tab/>
       <w:tab/>
-      <w:t>2025-05-09</w:t>
+      <w:t>2025-05-10</w:t>
       <w:br/>
       <w:br/>
     </w:r>

--- a/klagomål/A 60613-2024 FSC-klagomål.docx
+++ b/klagomål/A 60613-2024 FSC-klagomål.docx
@@ -938,7 +938,7 @@
     <w:r>
       <w:tab/>
       <w:tab/>
-      <w:t>2025-05-10</w:t>
+      <w:t>2025-05-11</w:t>
       <w:br/>
       <w:br/>
     </w:r>

--- a/klagomål/A 60613-2024 FSC-klagomål.docx
+++ b/klagomål/A 60613-2024 FSC-klagomål.docx
@@ -938,7 +938,7 @@
     <w:r>
       <w:tab/>
       <w:tab/>
-      <w:t>2025-05-11</w:t>
+      <w:t>2025-05-12</w:t>
       <w:br/>
       <w:br/>
     </w:r>

--- a/klagomål/A 60613-2024 FSC-klagomål.docx
+++ b/klagomål/A 60613-2024 FSC-klagomål.docx
@@ -938,7 +938,7 @@
     <w:r>
       <w:tab/>
       <w:tab/>
-      <w:t>2025-05-12</w:t>
+      <w:t>2025-05-13</w:t>
       <w:br/>
       <w:br/>
     </w:r>

--- a/klagomål/A 60613-2024 FSC-klagomål.docx
+++ b/klagomål/A 60613-2024 FSC-klagomål.docx
@@ -938,7 +938,7 @@
     <w:r>
       <w:tab/>
       <w:tab/>
-      <w:t>2025-05-13</w:t>
+      <w:t>2025-05-14</w:t>
       <w:br/>
       <w:br/>
     </w:r>

--- a/klagomål/A 60613-2024 FSC-klagomål.docx
+++ b/klagomål/A 60613-2024 FSC-klagomål.docx
@@ -938,7 +938,7 @@
     <w:r>
       <w:tab/>
       <w:tab/>
-      <w:t>2025-05-14</w:t>
+      <w:t>2025-05-15</w:t>
       <w:br/>
       <w:br/>
     </w:r>

--- a/klagomål/A 60613-2024 FSC-klagomål.docx
+++ b/klagomål/A 60613-2024 FSC-klagomål.docx
@@ -938,7 +938,7 @@
     <w:r>
       <w:tab/>
       <w:tab/>
-      <w:t>2025-05-15</w:t>
+      <w:t>2025-05-16</w:t>
       <w:br/>
       <w:br/>
     </w:r>

--- a/klagomål/A 60613-2024 FSC-klagomål.docx
+++ b/klagomål/A 60613-2024 FSC-klagomål.docx
@@ -938,7 +938,7 @@
     <w:r>
       <w:tab/>
       <w:tab/>
-      <w:t>2025-05-16</w:t>
+      <w:t>2025-05-17</w:t>
       <w:br/>
       <w:br/>
     </w:r>

--- a/klagomål/A 60613-2024 FSC-klagomål.docx
+++ b/klagomål/A 60613-2024 FSC-klagomål.docx
@@ -938,7 +938,7 @@
     <w:r>
       <w:tab/>
       <w:tab/>
-      <w:t>2025-05-17</w:t>
+      <w:t>2025-05-18</w:t>
       <w:br/>
       <w:br/>
     </w:r>

--- a/klagomål/A 60613-2024 FSC-klagomål.docx
+++ b/klagomål/A 60613-2024 FSC-klagomål.docx
@@ -938,7 +938,7 @@
     <w:r>
       <w:tab/>
       <w:tab/>
-      <w:t>2025-05-18</w:t>
+      <w:t>2025-05-19</w:t>
       <w:br/>
       <w:br/>
     </w:r>

--- a/klagomål/A 60613-2024 FSC-klagomål.docx
+++ b/klagomål/A 60613-2024 FSC-klagomål.docx
@@ -938,7 +938,7 @@
     <w:r>
       <w:tab/>
       <w:tab/>
-      <w:t>2025-05-19</w:t>
+      <w:t>2025-05-20</w:t>
       <w:br/>
       <w:br/>
     </w:r>

--- a/klagomål/A 60613-2024 FSC-klagomål.docx
+++ b/klagomål/A 60613-2024 FSC-klagomål.docx
@@ -938,7 +938,7 @@
     <w:r>
       <w:tab/>
       <w:tab/>
-      <w:t>2025-05-20</w:t>
+      <w:t>2025-05-21</w:t>
       <w:br/>
       <w:br/>
     </w:r>

--- a/klagomål/A 60613-2024 FSC-klagomål.docx
+++ b/klagomål/A 60613-2024 FSC-klagomål.docx
@@ -938,7 +938,7 @@
     <w:r>
       <w:tab/>
       <w:tab/>
-      <w:t>2025-05-21</w:t>
+      <w:t>2025-05-22</w:t>
       <w:br/>
       <w:br/>
     </w:r>

--- a/klagomål/A 60613-2024 FSC-klagomål.docx
+++ b/klagomål/A 60613-2024 FSC-klagomål.docx
@@ -938,7 +938,7 @@
     <w:r>
       <w:tab/>
       <w:tab/>
-      <w:t>2025-05-22</w:t>
+      <w:t>2025-05-23</w:t>
       <w:br/>
       <w:br/>
     </w:r>

--- a/klagomål/A 60613-2024 FSC-klagomål.docx
+++ b/klagomål/A 60613-2024 FSC-klagomål.docx
@@ -938,7 +938,7 @@
     <w:r>
       <w:tab/>
       <w:tab/>
-      <w:t>2025-05-23</w:t>
+      <w:t>2025-05-24</w:t>
       <w:br/>
       <w:br/>
     </w:r>

--- a/klagomål/A 60613-2024 FSC-klagomål.docx
+++ b/klagomål/A 60613-2024 FSC-klagomål.docx
@@ -938,7 +938,7 @@
     <w:r>
       <w:tab/>
       <w:tab/>
-      <w:t>2025-05-24</w:t>
+      <w:t>2025-05-25</w:t>
       <w:br/>
       <w:br/>
     </w:r>

--- a/klagomål/A 60613-2024 FSC-klagomål.docx
+++ b/klagomål/A 60613-2024 FSC-klagomål.docx
@@ -938,7 +938,7 @@
     <w:r>
       <w:tab/>
       <w:tab/>
-      <w:t>2025-05-25</w:t>
+      <w:t>2025-05-26</w:t>
       <w:br/>
       <w:br/>
     </w:r>

--- a/klagomål/A 60613-2024 FSC-klagomål.docx
+++ b/klagomål/A 60613-2024 FSC-klagomål.docx
@@ -938,7 +938,7 @@
     <w:r>
       <w:tab/>
       <w:tab/>
-      <w:t>2025-05-26</w:t>
+      <w:t>2025-05-27</w:t>
       <w:br/>
       <w:br/>
     </w:r>

--- a/klagomål/A 60613-2024 FSC-klagomål.docx
+++ b/klagomål/A 60613-2024 FSC-klagomål.docx
@@ -938,7 +938,7 @@
     <w:r>
       <w:tab/>
       <w:tab/>
-      <w:t>2025-05-27</w:t>
+      <w:t>2025-05-30</w:t>
       <w:br/>
       <w:br/>
     </w:r>

--- a/klagomål/A 60613-2024 FSC-klagomål.docx
+++ b/klagomål/A 60613-2024 FSC-klagomål.docx
@@ -938,7 +938,7 @@
     <w:r>
       <w:tab/>
       <w:tab/>
-      <w:t>2025-05-30</w:t>
+      <w:t>2025-06-01</w:t>
       <w:br/>
       <w:br/>
     </w:r>

--- a/klagomål/A 60613-2024 FSC-klagomål.docx
+++ b/klagomål/A 60613-2024 FSC-klagomål.docx
@@ -938,7 +938,7 @@
     <w:r>
       <w:tab/>
       <w:tab/>
-      <w:t>2025-06-01</w:t>
+      <w:t>2025-06-02</w:t>
       <w:br/>
       <w:br/>
     </w:r>

--- a/klagomål/A 60613-2024 FSC-klagomål.docx
+++ b/klagomål/A 60613-2024 FSC-klagomål.docx
@@ -938,7 +938,7 @@
     <w:r>
       <w:tab/>
       <w:tab/>
-      <w:t>2025-06-02</w:t>
+      <w:t>2025-06-03</w:t>
       <w:br/>
       <w:br/>
     </w:r>

--- a/klagomål/A 60613-2024 FSC-klagomål.docx
+++ b/klagomål/A 60613-2024 FSC-klagomål.docx
@@ -938,7 +938,7 @@
     <w:r>
       <w:tab/>
       <w:tab/>
-      <w:t>2025-06-03</w:t>
+      <w:t>2025-06-04</w:t>
       <w:br/>
       <w:br/>
     </w:r>

--- a/klagomål/A 60613-2024 FSC-klagomål.docx
+++ b/klagomål/A 60613-2024 FSC-klagomål.docx
@@ -938,7 +938,7 @@
     <w:r>
       <w:tab/>
       <w:tab/>
-      <w:t>2025-06-04</w:t>
+      <w:t>2025-06-05</w:t>
       <w:br/>
       <w:br/>
     </w:r>

--- a/klagomål/A 60613-2024 FSC-klagomål.docx
+++ b/klagomål/A 60613-2024 FSC-klagomål.docx
@@ -938,7 +938,7 @@
     <w:r>
       <w:tab/>
       <w:tab/>
-      <w:t>2025-06-05</w:t>
+      <w:t>2025-06-13</w:t>
       <w:br/>
       <w:br/>
     </w:r>

--- a/klagomål/A 60613-2024 FSC-klagomål.docx
+++ b/klagomål/A 60613-2024 FSC-klagomål.docx
@@ -938,7 +938,7 @@
     <w:r>
       <w:tab/>
       <w:tab/>
-      <w:t>2025-06-13</w:t>
+      <w:t>2025-06-15</w:t>
       <w:br/>
       <w:br/>
     </w:r>

--- a/klagomål/A 60613-2024 FSC-klagomål.docx
+++ b/klagomål/A 60613-2024 FSC-klagomål.docx
@@ -938,7 +938,7 @@
     <w:r>
       <w:tab/>
       <w:tab/>
-      <w:t>2025-06-15</w:t>
+      <w:t>2025-06-16</w:t>
       <w:br/>
       <w:br/>
     </w:r>

--- a/klagomål/A 60613-2024 FSC-klagomål.docx
+++ b/klagomål/A 60613-2024 FSC-klagomål.docx
@@ -938,7 +938,7 @@
     <w:r>
       <w:tab/>
       <w:tab/>
-      <w:t>2025-06-16</w:t>
+      <w:t>2025-06-17</w:t>
       <w:br/>
       <w:br/>
     </w:r>

--- a/klagomål/A 60613-2024 FSC-klagomål.docx
+++ b/klagomål/A 60613-2024 FSC-klagomål.docx
@@ -938,7 +938,7 @@
     <w:r>
       <w:tab/>
       <w:tab/>
-      <w:t>2025-06-17</w:t>
+      <w:t>2025-06-18</w:t>
       <w:br/>
       <w:br/>
     </w:r>

--- a/klagomål/A 60613-2024 FSC-klagomål.docx
+++ b/klagomål/A 60613-2024 FSC-klagomål.docx
@@ -938,7 +938,7 @@
     <w:r>
       <w:tab/>
       <w:tab/>
-      <w:t>2025-06-18</w:t>
+      <w:t>2025-06-19</w:t>
       <w:br/>
       <w:br/>
     </w:r>

--- a/klagomål/A 60613-2024 FSC-klagomål.docx
+++ b/klagomål/A 60613-2024 FSC-klagomål.docx
@@ -938,7 +938,7 @@
     <w:r>
       <w:tab/>
       <w:tab/>
-      <w:t>2025-06-19</w:t>
+      <w:t>2025-06-20</w:t>
       <w:br/>
       <w:br/>
     </w:r>

--- a/klagomål/A 60613-2024 FSC-klagomål.docx
+++ b/klagomål/A 60613-2024 FSC-klagomål.docx
@@ -938,7 +938,7 @@
     <w:r>
       <w:tab/>
       <w:tab/>
-      <w:t>2025-06-20</w:t>
+      <w:t>2025-06-21</w:t>
       <w:br/>
       <w:br/>
     </w:r>

--- a/klagomål/A 60613-2024 FSC-klagomål.docx
+++ b/klagomål/A 60613-2024 FSC-klagomål.docx
@@ -938,7 +938,7 @@
     <w:r>
       <w:tab/>
       <w:tab/>
-      <w:t>2025-06-21</w:t>
+      <w:t>2025-06-22</w:t>
       <w:br/>
       <w:br/>
     </w:r>

--- a/klagomål/A 60613-2024 FSC-klagomål.docx
+++ b/klagomål/A 60613-2024 FSC-klagomål.docx
@@ -938,7 +938,7 @@
     <w:r>
       <w:tab/>
       <w:tab/>
-      <w:t>2025-06-22</w:t>
+      <w:t>2025-06-23</w:t>
       <w:br/>
       <w:br/>
     </w:r>

--- a/klagomål/A 60613-2024 FSC-klagomål.docx
+++ b/klagomål/A 60613-2024 FSC-klagomål.docx
@@ -938,7 +938,7 @@
     <w:r>
       <w:tab/>
       <w:tab/>
-      <w:t>2025-06-23</w:t>
+      <w:t>2025-06-24</w:t>
       <w:br/>
       <w:br/>
     </w:r>

--- a/klagomål/A 60613-2024 FSC-klagomål.docx
+++ b/klagomål/A 60613-2024 FSC-klagomål.docx
@@ -938,7 +938,7 @@
     <w:r>
       <w:tab/>
       <w:tab/>
-      <w:t>2025-06-24</w:t>
+      <w:t>2025-06-25</w:t>
       <w:br/>
       <w:br/>
     </w:r>

--- a/klagomål/A 60613-2024 FSC-klagomål.docx
+++ b/klagomål/A 60613-2024 FSC-klagomål.docx
@@ -938,7 +938,7 @@
     <w:r>
       <w:tab/>
       <w:tab/>
-      <w:t>2025-06-25</w:t>
+      <w:t>2025-06-26</w:t>
       <w:br/>
       <w:br/>
     </w:r>

--- a/klagomål/A 60613-2024 FSC-klagomål.docx
+++ b/klagomål/A 60613-2024 FSC-klagomål.docx
@@ -938,7 +938,7 @@
     <w:r>
       <w:tab/>
       <w:tab/>
-      <w:t>2025-06-26</w:t>
+      <w:t>2025-06-27</w:t>
       <w:br/>
       <w:br/>
     </w:r>

--- a/klagomål/A 60613-2024 FSC-klagomål.docx
+++ b/klagomål/A 60613-2024 FSC-klagomål.docx
@@ -938,7 +938,7 @@
     <w:r>
       <w:tab/>
       <w:tab/>
-      <w:t>2025-06-27</w:t>
+      <w:t>2025-06-28</w:t>
       <w:br/>
       <w:br/>
     </w:r>

--- a/klagomål/A 60613-2024 FSC-klagomål.docx
+++ b/klagomål/A 60613-2024 FSC-klagomål.docx
@@ -938,7 +938,7 @@
     <w:r>
       <w:tab/>
       <w:tab/>
-      <w:t>2025-06-28</w:t>
+      <w:t>2025-06-29</w:t>
       <w:br/>
       <w:br/>
     </w:r>

--- a/klagomål/A 60613-2024 FSC-klagomål.docx
+++ b/klagomål/A 60613-2024 FSC-klagomål.docx
@@ -938,7 +938,7 @@
     <w:r>
       <w:tab/>
       <w:tab/>
-      <w:t>2025-06-29</w:t>
+      <w:t>2025-06-30</w:t>
       <w:br/>
       <w:br/>
     </w:r>

--- a/klagomål/A 60613-2024 FSC-klagomål.docx
+++ b/klagomål/A 60613-2024 FSC-klagomål.docx
@@ -938,7 +938,7 @@
     <w:r>
       <w:tab/>
       <w:tab/>
-      <w:t>2025-06-30</w:t>
+      <w:t>2025-07-01</w:t>
       <w:br/>
       <w:br/>
     </w:r>

--- a/klagomål/A 60613-2024 FSC-klagomål.docx
+++ b/klagomål/A 60613-2024 FSC-klagomål.docx
@@ -938,7 +938,7 @@
     <w:r>
       <w:tab/>
       <w:tab/>
-      <w:t>2025-07-01</w:t>
+      <w:t>2025-07-02</w:t>
       <w:br/>
       <w:br/>
     </w:r>

--- a/klagomål/A 60613-2024 FSC-klagomål.docx
+++ b/klagomål/A 60613-2024 FSC-klagomål.docx
@@ -938,7 +938,7 @@
     <w:r>
       <w:tab/>
       <w:tab/>
-      <w:t>2025-07-02</w:t>
+      <w:t>2025-07-03</w:t>
       <w:br/>
       <w:br/>
     </w:r>

--- a/klagomål/A 60613-2024 FSC-klagomål.docx
+++ b/klagomål/A 60613-2024 FSC-klagomål.docx
@@ -938,7 +938,7 @@
     <w:r>
       <w:tab/>
       <w:tab/>
-      <w:t>2025-07-03</w:t>
+      <w:t>2025-07-04</w:t>
       <w:br/>
       <w:br/>
     </w:r>

--- a/klagomål/A 60613-2024 FSC-klagomål.docx
+++ b/klagomål/A 60613-2024 FSC-klagomål.docx
@@ -938,7 +938,7 @@
     <w:r>
       <w:tab/>
       <w:tab/>
-      <w:t>2025-07-04</w:t>
+      <w:t>2025-07-05</w:t>
       <w:br/>
       <w:br/>
     </w:r>

--- a/klagomål/A 60613-2024 FSC-klagomål.docx
+++ b/klagomål/A 60613-2024 FSC-klagomål.docx
@@ -938,7 +938,7 @@
     <w:r>
       <w:tab/>
       <w:tab/>
-      <w:t>2025-07-05</w:t>
+      <w:t>2025-07-06</w:t>
       <w:br/>
       <w:br/>
     </w:r>

--- a/klagomål/A 60613-2024 FSC-klagomål.docx
+++ b/klagomål/A 60613-2024 FSC-klagomål.docx
@@ -938,7 +938,7 @@
     <w:r>
       <w:tab/>
       <w:tab/>
-      <w:t>2025-07-06</w:t>
+      <w:t>2025-07-07</w:t>
       <w:br/>
       <w:br/>
     </w:r>

--- a/klagomål/A 60613-2024 FSC-klagomål.docx
+++ b/klagomål/A 60613-2024 FSC-klagomål.docx
@@ -938,7 +938,7 @@
     <w:r>
       <w:tab/>
       <w:tab/>
-      <w:t>2025-07-07</w:t>
+      <w:t>2025-07-08</w:t>
       <w:br/>
       <w:br/>
     </w:r>

--- a/klagomål/A 60613-2024 FSC-klagomål.docx
+++ b/klagomål/A 60613-2024 FSC-klagomål.docx
@@ -938,7 +938,7 @@
     <w:r>
       <w:tab/>
       <w:tab/>
-      <w:t>2025-07-08</w:t>
+      <w:t>2025-07-09</w:t>
       <w:br/>
       <w:br/>
     </w:r>

--- a/klagomål/A 60613-2024 FSC-klagomål.docx
+++ b/klagomål/A 60613-2024 FSC-klagomål.docx
@@ -938,7 +938,7 @@
     <w:r>
       <w:tab/>
       <w:tab/>
-      <w:t>2025-07-09</w:t>
+      <w:t>2025-07-11</w:t>
       <w:br/>
       <w:br/>
     </w:r>

--- a/klagomål/A 60613-2024 FSC-klagomål.docx
+++ b/klagomål/A 60613-2024 FSC-klagomål.docx
@@ -938,7 +938,7 @@
     <w:r>
       <w:tab/>
       <w:tab/>
-      <w:t>2025-07-11</w:t>
+      <w:t>2025-07-12</w:t>
       <w:br/>
       <w:br/>
     </w:r>

--- a/klagomål/A 60613-2024 FSC-klagomål.docx
+++ b/klagomål/A 60613-2024 FSC-klagomål.docx
@@ -938,7 +938,7 @@
     <w:r>
       <w:tab/>
       <w:tab/>
-      <w:t>2025-07-12</w:t>
+      <w:t>2025-07-13</w:t>
       <w:br/>
       <w:br/>
     </w:r>

--- a/klagomål/A 60613-2024 FSC-klagomål.docx
+++ b/klagomål/A 60613-2024 FSC-klagomål.docx
@@ -938,7 +938,7 @@
     <w:r>
       <w:tab/>
       <w:tab/>
-      <w:t>2025-07-13</w:t>
+      <w:t>2025-07-14</w:t>
       <w:br/>
       <w:br/>
     </w:r>

--- a/klagomål/A 60613-2024 FSC-klagomål.docx
+++ b/klagomål/A 60613-2024 FSC-klagomål.docx
@@ -976,7 +976,7 @@
     <w:r>
       <w:tab/>
       <w:tab/>
-      <w:t>2025-08-06</w:t>
+      <w:t>2025-08-09</w:t>
       <w:br/>
       <w:br/>
     </w:r>
